--- a/CalendarioC_2026/Examenes/FINAL_Practico.docx
+++ b/CalendarioC_2026/Examenes/FINAL_Practico.docx
@@ -460,8 +460,19 @@
           <w:sz w:val="20"/>
           <w:szCs w:val="20"/>
         </w:rPr>
-        <w:t>ciclo while</w:t>
-      </w:r>
+        <w:t xml:space="preserve">ciclo </w:t>
+      </w:r>
+      <w:proofErr w:type="spellStart"/>
+      <w:r>
+        <w:rPr>
+          <w:rFonts w:ascii="Arial" w:hAnsi="Arial" w:cs="Arial"/>
+          <w:color w:val="FF0000"/>
+          <w:sz w:val="20"/>
+          <w:szCs w:val="20"/>
+        </w:rPr>
+        <w:t>while</w:t>
+      </w:r>
+      <w:proofErr w:type="spellEnd"/>
       <w:r>
         <w:rPr>
           <w:rFonts w:ascii="Arial" w:hAnsi="Arial" w:cs="Arial"/>
@@ -595,7 +606,27 @@
           <w:sz w:val="20"/>
           <w:szCs w:val="20"/>
         </w:rPr>
-        <w:t xml:space="preserve">ciclo for </w:t>
+        <w:t xml:space="preserve">ciclo </w:t>
+      </w:r>
+      <w:proofErr w:type="spellStart"/>
+      <w:r>
+        <w:rPr>
+          <w:rFonts w:ascii="Arial" w:hAnsi="Arial" w:cs="Arial"/>
+          <w:color w:val="FF0000"/>
+          <w:sz w:val="20"/>
+          <w:szCs w:val="20"/>
+        </w:rPr>
+        <w:t>for</w:t>
+      </w:r>
+      <w:proofErr w:type="spellEnd"/>
+      <w:r>
+        <w:rPr>
+          <w:rFonts w:ascii="Arial" w:hAnsi="Arial" w:cs="Arial"/>
+          <w:color w:val="FF0000"/>
+          <w:sz w:val="20"/>
+          <w:szCs w:val="20"/>
+        </w:rPr>
+        <w:t xml:space="preserve"> </w:t>
       </w:r>
       <w:r>
         <w:rPr>
@@ -844,8 +875,9 @@
           <w:bCs/>
           <w:lang w:val="en-US"/>
         </w:rPr>
-        <w:t>ef problemawhile(</w:t>
-      </w:r>
+        <w:t xml:space="preserve">ef </w:t>
+      </w:r>
+      <w:proofErr w:type="spellStart"/>
       <w:r>
         <w:rPr>
           <w:rFonts w:ascii="Arial" w:hAnsi="Arial" w:cs="Arial"/>
@@ -853,8 +885,9 @@
           <w:bCs/>
           <w:lang w:val="en-US"/>
         </w:rPr>
-        <w:t>x, y</w:t>
-      </w:r>
+        <w:t>problemawhile</w:t>
+      </w:r>
+      <w:proofErr w:type="spellEnd"/>
       <w:r>
         <w:rPr>
           <w:rFonts w:ascii="Arial" w:hAnsi="Arial" w:cs="Arial"/>
@@ -862,57 +895,47 @@
           <w:bCs/>
           <w:lang w:val="en-US"/>
         </w:rPr>
-        <w:t>):</w:t>
-      </w:r>
-    </w:p>
-    <w:p>
-      <w:pPr>
-        <w:jc w:val="both"/>
+        <w:t>(</w:t>
+      </w:r>
+      <w:r>
         <w:rPr>
           <w:rFonts w:ascii="Arial" w:hAnsi="Arial" w:cs="Arial"/>
           <w:b/>
           <w:bCs/>
           <w:lang w:val="en-US"/>
         </w:rPr>
-      </w:pPr>
-    </w:p>
-    <w:p>
-      <w:pPr>
-        <w:jc w:val="both"/>
+        <w:t>x, y</w:t>
+      </w:r>
+      <w:r>
         <w:rPr>
           <w:rFonts w:ascii="Arial" w:hAnsi="Arial" w:cs="Arial"/>
           <w:b/>
           <w:bCs/>
           <w:lang w:val="en-US"/>
         </w:rPr>
-      </w:pPr>
-      <w:r>
+        <w:t>):</w:t>
+      </w:r>
+    </w:p>
+    <w:p>
+      <w:pPr>
+        <w:jc w:val="both"/>
         <w:rPr>
           <w:rFonts w:ascii="Arial" w:hAnsi="Arial" w:cs="Arial"/>
           <w:b/>
           <w:bCs/>
           <w:lang w:val="en-US"/>
         </w:rPr>
-        <w:t>d</w:t>
-      </w:r>
-      <w:r>
+      </w:pPr>
+    </w:p>
+    <w:p>
+      <w:pPr>
+        <w:jc w:val="both"/>
         <w:rPr>
           <w:rFonts w:ascii="Arial" w:hAnsi="Arial" w:cs="Arial"/>
           <w:b/>
           <w:bCs/>
           <w:lang w:val="en-US"/>
         </w:rPr>
-        <w:t>ef main():</w:t>
-      </w:r>
-    </w:p>
-    <w:p>
-      <w:pPr>
-        <w:jc w:val="both"/>
-        <w:rPr>
-          <w:rFonts w:ascii="Arial" w:hAnsi="Arial" w:cs="Arial"/>
-          <w:b/>
-          <w:bCs/>
-        </w:rPr>
       </w:pPr>
       <w:r>
         <w:rPr>
@@ -921,22 +944,60 @@
           <w:bCs/>
           <w:lang w:val="en-US"/>
         </w:rPr>
-        <w:t xml:space="preserve">     </w:t>
+        <w:t>d</w:t>
       </w:r>
       <w:r>
         <w:rPr>
           <w:rFonts w:ascii="Arial" w:hAnsi="Arial" w:cs="Arial"/>
           <w:b/>
           <w:bCs/>
-        </w:rPr>
-        <w:t>Pedir x  y y</w:t>
-      </w:r>
-      <w:r>
+          <w:lang w:val="en-US"/>
+        </w:rPr>
+        <w:t>ef main():</w:t>
+      </w:r>
+    </w:p>
+    <w:p>
+      <w:pPr>
+        <w:jc w:val="both"/>
         <w:rPr>
           <w:rFonts w:ascii="Arial" w:hAnsi="Arial" w:cs="Arial"/>
           <w:b/>
           <w:bCs/>
         </w:rPr>
+      </w:pPr>
+      <w:r>
+        <w:rPr>
+          <w:rFonts w:ascii="Arial" w:hAnsi="Arial" w:cs="Arial"/>
+          <w:b/>
+          <w:bCs/>
+          <w:lang w:val="en-US"/>
+        </w:rPr>
+        <w:t xml:space="preserve">     </w:t>
+      </w:r>
+      <w:r>
+        <w:rPr>
+          <w:rFonts w:ascii="Arial" w:hAnsi="Arial" w:cs="Arial"/>
+          <w:b/>
+          <w:bCs/>
+        </w:rPr>
+        <w:t xml:space="preserve">Pedir x  y </w:t>
+      </w:r>
+      <w:proofErr w:type="spellStart"/>
+      <w:r>
+        <w:rPr>
+          <w:rFonts w:ascii="Arial" w:hAnsi="Arial" w:cs="Arial"/>
+          <w:b/>
+          <w:bCs/>
+        </w:rPr>
+        <w:t>y</w:t>
+      </w:r>
+      <w:proofErr w:type="spellEnd"/>
+      <w:r>
+        <w:rPr>
+          <w:rFonts w:ascii="Arial" w:hAnsi="Arial" w:cs="Arial"/>
+          <w:b/>
+          <w:bCs/>
+        </w:rPr>
         <w:t xml:space="preserve">  </w:t>
       </w:r>
     </w:p>
@@ -957,6 +1018,7 @@
         </w:rPr>
         <w:t xml:space="preserve">     </w:t>
       </w:r>
+      <w:proofErr w:type="spellStart"/>
       <w:r>
         <w:rPr>
           <w:rFonts w:ascii="Arial" w:hAnsi="Arial" w:cs="Arial"/>
@@ -971,15 +1033,16 @@
           <w:b/>
           <w:bCs/>
         </w:rPr>
-        <w:t>roblemawhile(</w:t>
-      </w:r>
+        <w:t>roblemawhile</w:t>
+      </w:r>
+      <w:proofErr w:type="spellEnd"/>
       <w:r>
         <w:rPr>
           <w:rFonts w:ascii="Arial" w:hAnsi="Arial" w:cs="Arial"/>
           <w:b/>
           <w:bCs/>
         </w:rPr>
-        <w:t>x, y</w:t>
+        <w:t>(</w:t>
       </w:r>
       <w:r>
         <w:rPr>
@@ -987,6 +1050,14 @@
           <w:b/>
           <w:bCs/>
         </w:rPr>
+        <w:t>x, y</w:t>
+      </w:r>
+      <w:r>
+        <w:rPr>
+          <w:rFonts w:ascii="Arial" w:hAnsi="Arial" w:cs="Arial"/>
+          <w:b/>
+          <w:bCs/>
+        </w:rPr>
         <w:t>)</w:t>
       </w:r>
     </w:p>
@@ -1009,13 +1080,23 @@
           <w:bCs/>
         </w:rPr>
       </w:pPr>
+      <w:proofErr w:type="spellStart"/>
       <w:r>
         <w:rPr>
           <w:rFonts w:ascii="Arial" w:hAnsi="Arial" w:cs="Arial"/>
           <w:b/>
           <w:bCs/>
         </w:rPr>
-        <w:t>main()</w:t>
+        <w:t>main</w:t>
+      </w:r>
+      <w:proofErr w:type="spellEnd"/>
+      <w:r>
+        <w:rPr>
+          <w:rFonts w:ascii="Arial" w:hAnsi="Arial" w:cs="Arial"/>
+          <w:b/>
+          <w:bCs/>
+        </w:rPr>
+        <w:t>()</w:t>
       </w:r>
     </w:p>
     <w:p>
@@ -2679,8 +2760,18 @@
                 <w:b/>
                 <w:lang w:eastAsia="es-MX"/>
               </w:rPr>
-              <w:t>con while</w:t>
+              <w:t xml:space="preserve">con </w:t>
             </w:r>
+            <w:proofErr w:type="spellStart"/>
+            <w:r>
+              <w:rPr>
+                <w:rFonts w:ascii="Arial" w:hAnsi="Arial" w:cs="Arial"/>
+                <w:b/>
+                <w:lang w:eastAsia="es-MX"/>
+              </w:rPr>
+              <w:t>while</w:t>
+            </w:r>
+            <w:proofErr w:type="spellEnd"/>
           </w:p>
         </w:tc>
         <w:tc>
@@ -2905,8 +2996,18 @@
                 <w:b/>
                 <w:lang w:eastAsia="es-MX"/>
               </w:rPr>
-              <w:t>con for</w:t>
+              <w:t xml:space="preserve">con </w:t>
             </w:r>
+            <w:proofErr w:type="spellStart"/>
+            <w:r>
+              <w:rPr>
+                <w:rFonts w:ascii="Arial" w:hAnsi="Arial" w:cs="Arial"/>
+                <w:b/>
+                <w:lang w:eastAsia="es-MX"/>
+              </w:rPr>
+              <w:t>for</w:t>
+            </w:r>
+            <w:proofErr w:type="spellEnd"/>
           </w:p>
         </w:tc>
         <w:tc>
@@ -3305,22 +3406,6 @@
                 <w:lang w:eastAsia="es-MX"/>
               </w:rPr>
             </w:pPr>
-            <w:r>
-              <w:rPr>
-                <w:rFonts w:ascii="Arial" w:hAnsi="Arial" w:cs="Arial"/>
-                <w:b/>
-                <w:lang w:eastAsia="es-MX"/>
-              </w:rPr>
-              <w:t xml:space="preserve">Función </w:t>
-            </w:r>
-            <w:r>
-              <w:rPr>
-                <w:rFonts w:ascii="Arial" w:hAnsi="Arial" w:cs="Arial"/>
-                <w:b/>
-                <w:lang w:eastAsia="es-MX"/>
-              </w:rPr>
-              <w:t>con matrices</w:t>
-            </w:r>
           </w:p>
         </w:tc>
         <w:tc>
@@ -3367,20 +3452,6 @@
                 <w:lang w:eastAsia="es-MX"/>
               </w:rPr>
             </w:pPr>
-            <w:r>
-              <w:rPr>
-                <w:rFonts w:ascii="Arial" w:hAnsi="Arial" w:cs="Arial"/>
-                <w:lang w:eastAsia="es-MX"/>
-              </w:rPr>
-              <w:t>1</w:t>
-            </w:r>
-            <w:r>
-              <w:rPr>
-                <w:rFonts w:ascii="Arial" w:hAnsi="Arial" w:cs="Arial"/>
-                <w:lang w:eastAsia="es-MX"/>
-              </w:rPr>
-              <w:t>4</w:t>
-            </w:r>
           </w:p>
         </w:tc>
         <w:tc>
@@ -3503,22 +3574,6 @@
                 <w:lang w:eastAsia="es-MX"/>
               </w:rPr>
             </w:pPr>
-            <w:r>
-              <w:rPr>
-                <w:rFonts w:ascii="Arial" w:hAnsi="Arial" w:cs="Arial"/>
-                <w:b/>
-                <w:lang w:eastAsia="es-MX"/>
-              </w:rPr>
-              <w:t xml:space="preserve">Función </w:t>
-            </w:r>
-            <w:r>
-              <w:rPr>
-                <w:rFonts w:ascii="Arial" w:hAnsi="Arial" w:cs="Arial"/>
-                <w:b/>
-                <w:lang w:eastAsia="es-MX"/>
-              </w:rPr>
-              <w:t>con strings</w:t>
-            </w:r>
           </w:p>
         </w:tc>
         <w:tc>
@@ -3565,20 +3620,6 @@
                 <w:lang w:eastAsia="es-MX"/>
               </w:rPr>
             </w:pPr>
-            <w:r>
-              <w:rPr>
-                <w:rFonts w:ascii="Arial" w:hAnsi="Arial" w:cs="Arial"/>
-                <w:lang w:eastAsia="es-MX"/>
-              </w:rPr>
-              <w:t>1</w:t>
-            </w:r>
-            <w:r>
-              <w:rPr>
-                <w:rFonts w:ascii="Arial" w:hAnsi="Arial" w:cs="Arial"/>
-                <w:lang w:eastAsia="es-MX"/>
-              </w:rPr>
-              <w:t>4</w:t>
-            </w:r>
           </w:p>
         </w:tc>
         <w:tc>

--- a/CalendarioC_2026/Examenes/FINAL_Practico.docx
+++ b/CalendarioC_2026/Examenes/FINAL_Practico.docx
@@ -280,7 +280,21 @@
             </w14:srgbClr>
           </w14:shadow>
         </w:rPr>
-        <w:t>integrador “Parte pr</w:t>
+        <w:t>final</w:t>
+      </w:r>
+      <w:r>
+        <w:rPr>
+          <w:rFonts w:ascii="Arial" w:hAnsi="Arial"/>
+          <w:b w:val="0"/>
+          <w:bCs/>
+          <w:sz w:val="20"/>
+          <w14:shadow w14:blurRad="50800" w14:dist="38100" w14:dir="2700000" w14:sx="100000" w14:sy="100000" w14:kx="0" w14:ky="0" w14:algn="tl">
+            <w14:srgbClr w14:val="000000">
+              <w14:alpha w14:val="60000"/>
+            </w14:srgbClr>
+          </w14:shadow>
+        </w:rPr>
+        <w:t xml:space="preserve"> “Parte pr</w:t>
       </w:r>
       <w:r>
         <w:rPr>
@@ -349,7 +363,7 @@
             </w14:srgbClr>
           </w14:shadow>
         </w:rPr>
-        <w:t>70</w:t>
+        <w:t>5</w:t>
       </w:r>
       <w:r>
         <w:rPr>
@@ -362,6 +376,19 @@
             </w14:srgbClr>
           </w14:shadow>
         </w:rPr>
+        <w:t>0</w:t>
+      </w:r>
+      <w:r>
+        <w:rPr>
+          <w:rFonts w:ascii="Arial" w:hAnsi="Arial"/>
+          <w:b/>
+          <w:lang w:val="es-ES_tradnl"/>
+          <w14:shadow w14:blurRad="50800" w14:dist="38100" w14:dir="2700000" w14:sx="100000" w14:sy="100000" w14:kx="0" w14:ky="0" w14:algn="tl">
+            <w14:srgbClr w14:val="000000">
+              <w14:alpha w14:val="60000"/>
+            </w14:srgbClr>
+          </w14:shadow>
+        </w:rPr>
         <w:t xml:space="preserve"> puntos)</w:t>
       </w:r>
     </w:p>
@@ -451,7 +478,37 @@
           <w:sz w:val="20"/>
           <w:szCs w:val="20"/>
         </w:rPr>
-        <w:t xml:space="preserve">La función x que reciba … . La función debe realizar lo siguiente…. Hacer uso del </w:t>
+        <w:t xml:space="preserve">La </w:t>
+      </w:r>
+      <w:proofErr w:type="spellStart"/>
+      <w:r>
+        <w:rPr>
+          <w:rFonts w:ascii="Arial" w:hAnsi="Arial" w:cs="Arial"/>
+          <w:b/>
+          <w:bCs/>
+          <w:sz w:val="20"/>
+          <w:szCs w:val="20"/>
+        </w:rPr>
+        <w:t>función_</w:t>
+      </w:r>
+      <w:r>
+        <w:rPr>
+          <w:rFonts w:ascii="Arial" w:hAnsi="Arial" w:cs="Arial"/>
+          <w:b/>
+          <w:bCs/>
+          <w:sz w:val="20"/>
+          <w:szCs w:val="20"/>
+        </w:rPr>
+        <w:t>x</w:t>
+      </w:r>
+      <w:proofErr w:type="spellEnd"/>
+      <w:r>
+        <w:rPr>
+          <w:rFonts w:ascii="Arial" w:hAnsi="Arial" w:cs="Arial"/>
+          <w:sz w:val="20"/>
+          <w:szCs w:val="20"/>
+        </w:rPr>
+        <w:t xml:space="preserve"> que reciba … . La función debe realizar lo siguiente…. Hacer uso del </w:t>
       </w:r>
       <w:r>
         <w:rPr>
@@ -492,6 +549,64 @@
       <w:r>
         <w:rPr>
           <w:rFonts w:ascii="Arial" w:hAnsi="Arial" w:cs="Arial"/>
+          <w:sz w:val="20"/>
+          <w:szCs w:val="20"/>
+        </w:rPr>
+        <w:t xml:space="preserve">La función </w:t>
+      </w:r>
+      <w:proofErr w:type="spellStart"/>
+      <w:r>
+        <w:rPr>
+          <w:rFonts w:ascii="Arial" w:hAnsi="Arial" w:cs="Arial"/>
+          <w:b/>
+          <w:bCs/>
+          <w:sz w:val="20"/>
+          <w:szCs w:val="20"/>
+        </w:rPr>
+        <w:t>main</w:t>
+      </w:r>
+      <w:proofErr w:type="spellEnd"/>
+      <w:r>
+        <w:rPr>
+          <w:rFonts w:ascii="Arial" w:hAnsi="Arial" w:cs="Arial"/>
+          <w:sz w:val="20"/>
+          <w:szCs w:val="20"/>
+        </w:rPr>
+        <w:t xml:space="preserve">, que ejecute la </w:t>
+      </w:r>
+      <w:proofErr w:type="spellStart"/>
+      <w:r>
+        <w:rPr>
+          <w:rFonts w:ascii="Arial" w:hAnsi="Arial" w:cs="Arial"/>
+          <w:b/>
+          <w:bCs/>
+          <w:sz w:val="20"/>
+          <w:szCs w:val="20"/>
+        </w:rPr>
+        <w:t>función_</w:t>
+      </w:r>
+      <w:r>
+        <w:rPr>
+          <w:rFonts w:ascii="Arial" w:hAnsi="Arial" w:cs="Arial"/>
+          <w:b/>
+          <w:bCs/>
+          <w:sz w:val="20"/>
+          <w:szCs w:val="20"/>
+        </w:rPr>
+        <w:t>x</w:t>
+      </w:r>
+      <w:proofErr w:type="spellEnd"/>
+      <w:r>
+        <w:rPr>
+          <w:rFonts w:ascii="Arial" w:hAnsi="Arial" w:cs="Arial"/>
+          <w:sz w:val="20"/>
+          <w:szCs w:val="20"/>
+        </w:rPr>
+        <w:t xml:space="preserve">. </w:t>
+      </w:r>
+      <w:r>
+        <w:rPr>
+          <w:rFonts w:ascii="Arial" w:hAnsi="Arial" w:cs="Arial"/>
           <w:b/>
           <w:bCs/>
           <w:sz w:val="20"/>
@@ -517,7 +632,7 @@
           <w:sz w:val="20"/>
           <w:szCs w:val="20"/>
         </w:rPr>
-        <w:t>4</w:t>
+        <w:t>5</w:t>
       </w:r>
       <w:r>
         <w:rPr>
@@ -552,103 +667,207 @@
           <w:sz w:val="20"/>
           <w:szCs w:val="20"/>
         </w:rPr>
+        <w:t xml:space="preserve">La </w:t>
+      </w:r>
+      <w:proofErr w:type="spellStart"/>
+      <w:r>
+        <w:rPr>
+          <w:rFonts w:ascii="Arial" w:hAnsi="Arial" w:cs="Arial"/>
+          <w:b/>
+          <w:bCs/>
+          <w:color w:val="000000" w:themeColor="text1"/>
+          <w:sz w:val="20"/>
+          <w:szCs w:val="20"/>
+        </w:rPr>
+        <w:t>función</w:t>
+      </w:r>
+      <w:r>
+        <w:rPr>
+          <w:rFonts w:ascii="Arial" w:hAnsi="Arial" w:cs="Arial"/>
+          <w:b/>
+          <w:bCs/>
+          <w:color w:val="000000" w:themeColor="text1"/>
+          <w:sz w:val="20"/>
+          <w:szCs w:val="20"/>
+        </w:rPr>
+        <w:t>_</w:t>
+      </w:r>
+      <w:r>
+        <w:rPr>
+          <w:rFonts w:ascii="Arial" w:hAnsi="Arial" w:cs="Arial"/>
+          <w:b/>
+          <w:bCs/>
+          <w:color w:val="000000" w:themeColor="text1"/>
+          <w:sz w:val="20"/>
+          <w:szCs w:val="20"/>
+        </w:rPr>
+        <w:t>y</w:t>
+      </w:r>
+      <w:proofErr w:type="spellEnd"/>
+      <w:r>
+        <w:rPr>
+          <w:rFonts w:ascii="Arial" w:hAnsi="Arial" w:cs="Arial"/>
+          <w:color w:val="000000" w:themeColor="text1"/>
+          <w:sz w:val="20"/>
+          <w:szCs w:val="20"/>
+        </w:rPr>
+        <w:t xml:space="preserve"> que re</w:t>
+      </w:r>
+      <w:r>
+        <w:rPr>
+          <w:rFonts w:ascii="Arial" w:hAnsi="Arial" w:cs="Arial"/>
+          <w:color w:val="000000" w:themeColor="text1"/>
+          <w:sz w:val="20"/>
+          <w:szCs w:val="20"/>
+        </w:rPr>
+        <w:t>ciba</w:t>
+      </w:r>
+      <w:r>
+        <w:rPr>
+          <w:rFonts w:ascii="Arial" w:hAnsi="Arial" w:cs="Arial"/>
+          <w:color w:val="000000" w:themeColor="text1"/>
+          <w:sz w:val="20"/>
+          <w:szCs w:val="20"/>
+        </w:rPr>
+        <w:t xml:space="preserve"> una lista de números enteros y ... La función deberá regresar o desplegar</w:t>
+      </w:r>
+      <w:proofErr w:type="gramStart"/>
+      <w:r>
+        <w:rPr>
+          <w:rFonts w:ascii="Arial" w:hAnsi="Arial" w:cs="Arial"/>
+          <w:color w:val="000000" w:themeColor="text1"/>
+          <w:sz w:val="20"/>
+          <w:szCs w:val="20"/>
+        </w:rPr>
+        <w:t xml:space="preserve"> ….</w:t>
+      </w:r>
+      <w:proofErr w:type="gramEnd"/>
+      <w:r>
+        <w:rPr>
+          <w:rFonts w:ascii="Arial" w:hAnsi="Arial" w:cs="Arial"/>
+          <w:color w:val="000000" w:themeColor="text1"/>
+          <w:sz w:val="20"/>
+          <w:szCs w:val="20"/>
+        </w:rPr>
+        <w:t xml:space="preserve">. </w:t>
+      </w:r>
+      <w:r>
+        <w:rPr>
+          <w:rFonts w:ascii="Arial" w:hAnsi="Arial" w:cs="Arial"/>
+          <w:color w:val="000000" w:themeColor="text1"/>
+          <w:sz w:val="20"/>
+          <w:szCs w:val="20"/>
+        </w:rPr>
+        <w:t xml:space="preserve">Hacer uso del </w:t>
+      </w:r>
+      <w:r>
+        <w:rPr>
+          <w:rFonts w:ascii="Arial" w:hAnsi="Arial" w:cs="Arial"/>
+          <w:color w:val="FF0000"/>
+          <w:sz w:val="20"/>
+          <w:szCs w:val="20"/>
+        </w:rPr>
+        <w:t xml:space="preserve">ciclo </w:t>
+      </w:r>
+      <w:proofErr w:type="spellStart"/>
+      <w:r>
+        <w:rPr>
+          <w:rFonts w:ascii="Arial" w:hAnsi="Arial" w:cs="Arial"/>
+          <w:color w:val="FF0000"/>
+          <w:sz w:val="20"/>
+          <w:szCs w:val="20"/>
+        </w:rPr>
+        <w:t>for</w:t>
+      </w:r>
+      <w:proofErr w:type="spellEnd"/>
+      <w:r>
+        <w:rPr>
+          <w:rFonts w:ascii="Arial" w:hAnsi="Arial" w:cs="Arial"/>
+          <w:color w:val="FF0000"/>
+          <w:sz w:val="20"/>
+          <w:szCs w:val="20"/>
+        </w:rPr>
+        <w:t xml:space="preserve">. </w:t>
+      </w:r>
+      <w:r>
+        <w:rPr>
+          <w:rFonts w:ascii="Arial" w:hAnsi="Arial" w:cs="Arial"/>
+          <w:sz w:val="20"/>
+          <w:szCs w:val="20"/>
+        </w:rPr>
         <w:t xml:space="preserve">La función </w:t>
       </w:r>
-      <w:r>
-        <w:rPr>
-          <w:rFonts w:ascii="Arial" w:hAnsi="Arial" w:cs="Arial"/>
+      <w:proofErr w:type="spellStart"/>
+      <w:r>
+        <w:rPr>
+          <w:rFonts w:ascii="Arial" w:hAnsi="Arial" w:cs="Arial"/>
+          <w:b/>
+          <w:bCs/>
+          <w:sz w:val="20"/>
+          <w:szCs w:val="20"/>
+        </w:rPr>
+        <w:t>main</w:t>
+      </w:r>
+      <w:proofErr w:type="spellEnd"/>
+      <w:r>
+        <w:rPr>
+          <w:rFonts w:ascii="Arial" w:hAnsi="Arial" w:cs="Arial"/>
+          <w:sz w:val="20"/>
+          <w:szCs w:val="20"/>
+        </w:rPr>
+        <w:t xml:space="preserve">, que ejecute la </w:t>
+      </w:r>
+      <w:proofErr w:type="spellStart"/>
+      <w:r>
+        <w:rPr>
+          <w:rFonts w:ascii="Arial" w:hAnsi="Arial" w:cs="Arial"/>
+          <w:b/>
+          <w:bCs/>
+          <w:sz w:val="20"/>
+          <w:szCs w:val="20"/>
+        </w:rPr>
+        <w:t>función_</w:t>
+      </w:r>
+      <w:r>
+        <w:rPr>
+          <w:rFonts w:ascii="Arial" w:hAnsi="Arial" w:cs="Arial"/>
+          <w:b/>
+          <w:bCs/>
+          <w:sz w:val="20"/>
+          <w:szCs w:val="20"/>
+        </w:rPr>
+        <w:t>y</w:t>
+      </w:r>
+      <w:proofErr w:type="spellEnd"/>
+      <w:r>
+        <w:rPr>
+          <w:rFonts w:ascii="Arial" w:hAnsi="Arial" w:cs="Arial"/>
+          <w:sz w:val="20"/>
+          <w:szCs w:val="20"/>
+        </w:rPr>
+        <w:t xml:space="preserve">. </w:t>
+      </w:r>
+      <w:r>
+        <w:rPr>
+          <w:rFonts w:ascii="Arial" w:hAnsi="Arial" w:cs="Arial"/>
+          <w:b/>
+          <w:bCs/>
           <w:color w:val="000000" w:themeColor="text1"/>
           <w:sz w:val="20"/>
           <w:szCs w:val="20"/>
         </w:rPr>
-        <w:t>y</w:t>
-      </w:r>
-      <w:r>
-        <w:rPr>
-          <w:rFonts w:ascii="Arial" w:hAnsi="Arial" w:cs="Arial"/>
+        <w:t>(1</w:t>
+      </w:r>
+      <w:r>
+        <w:rPr>
+          <w:rFonts w:ascii="Arial" w:hAnsi="Arial" w:cs="Arial"/>
+          <w:b/>
+          <w:bCs/>
           <w:color w:val="000000" w:themeColor="text1"/>
           <w:sz w:val="20"/>
           <w:szCs w:val="20"/>
         </w:rPr>
-        <w:t xml:space="preserve"> que re</w:t>
-      </w:r>
-      <w:r>
-        <w:rPr>
-          <w:rFonts w:ascii="Arial" w:hAnsi="Arial" w:cs="Arial"/>
-          <w:color w:val="000000" w:themeColor="text1"/>
-          <w:sz w:val="20"/>
-          <w:szCs w:val="20"/>
-        </w:rPr>
-        <w:t>ciba</w:t>
-      </w:r>
-      <w:r>
-        <w:rPr>
-          <w:rFonts w:ascii="Arial" w:hAnsi="Arial" w:cs="Arial"/>
-          <w:color w:val="000000" w:themeColor="text1"/>
-          <w:sz w:val="20"/>
-          <w:szCs w:val="20"/>
-        </w:rPr>
-        <w:t xml:space="preserve"> una lista de números enteros y ... La función deberá regresar o desplegar ….. </w:t>
-      </w:r>
-      <w:r>
-        <w:rPr>
-          <w:rFonts w:ascii="Arial" w:hAnsi="Arial" w:cs="Arial"/>
-          <w:color w:val="000000" w:themeColor="text1"/>
-          <w:sz w:val="20"/>
-          <w:szCs w:val="20"/>
-        </w:rPr>
-        <w:t xml:space="preserve">Hacer uso del </w:t>
-      </w:r>
-      <w:r>
-        <w:rPr>
-          <w:rFonts w:ascii="Arial" w:hAnsi="Arial" w:cs="Arial"/>
-          <w:color w:val="FF0000"/>
-          <w:sz w:val="20"/>
-          <w:szCs w:val="20"/>
-        </w:rPr>
-        <w:t xml:space="preserve">ciclo </w:t>
-      </w:r>
-      <w:proofErr w:type="spellStart"/>
-      <w:r>
-        <w:rPr>
-          <w:rFonts w:ascii="Arial" w:hAnsi="Arial" w:cs="Arial"/>
-          <w:color w:val="FF0000"/>
-          <w:sz w:val="20"/>
-          <w:szCs w:val="20"/>
-        </w:rPr>
-        <w:t>for</w:t>
-      </w:r>
-      <w:proofErr w:type="spellEnd"/>
-      <w:r>
-        <w:rPr>
-          <w:rFonts w:ascii="Arial" w:hAnsi="Arial" w:cs="Arial"/>
-          <w:color w:val="FF0000"/>
-          <w:sz w:val="20"/>
-          <w:szCs w:val="20"/>
-        </w:rPr>
-        <w:t xml:space="preserve"> </w:t>
-      </w:r>
-      <w:r>
-        <w:rPr>
-          <w:rFonts w:ascii="Arial" w:hAnsi="Arial" w:cs="Arial"/>
-          <w:b/>
-          <w:bCs/>
-          <w:color w:val="000000" w:themeColor="text1"/>
-          <w:sz w:val="20"/>
-          <w:szCs w:val="20"/>
-        </w:rPr>
-        <w:t>(1</w:t>
-      </w:r>
-      <w:r>
-        <w:rPr>
-          <w:rFonts w:ascii="Arial" w:hAnsi="Arial" w:cs="Arial"/>
-          <w:b/>
-          <w:bCs/>
-          <w:color w:val="000000" w:themeColor="text1"/>
-          <w:sz w:val="20"/>
-          <w:szCs w:val="20"/>
-        </w:rPr>
-        <w:t>4</w:t>
+        <w:t>5</w:t>
       </w:r>
       <w:r>
         <w:rPr>
@@ -704,7 +923,17 @@
           <w:sz w:val="20"/>
           <w:szCs w:val="20"/>
         </w:rPr>
-        <w:t xml:space="preserve"> que reciba una </w:t>
+        <w:t xml:space="preserve"> que reciba </w:t>
+      </w:r>
+      <w:proofErr w:type="gramStart"/>
+      <w:r>
+        <w:rPr>
+          <w:rFonts w:ascii="Arial" w:hAnsi="Arial" w:cs="Arial"/>
+          <w:color w:val="000000" w:themeColor="text1"/>
+          <w:sz w:val="20"/>
+          <w:szCs w:val="20"/>
+        </w:rPr>
+        <w:t xml:space="preserve">un </w:t>
       </w:r>
       <w:r>
         <w:rPr>
@@ -713,8 +942,9 @@
           <w:sz w:val="20"/>
           <w:szCs w:val="20"/>
         </w:rPr>
-        <w:t>listas</w:t>
-      </w:r>
+        <w:t>lista</w:t>
+      </w:r>
+      <w:proofErr w:type="gramEnd"/>
       <w:r>
         <w:rPr>
           <w:rFonts w:ascii="Arial" w:hAnsi="Arial" w:cs="Arial"/>
@@ -722,17 +952,154 @@
           <w:sz w:val="20"/>
           <w:szCs w:val="20"/>
         </w:rPr>
-        <w:t xml:space="preserve"> de números enteros y ... La función deberá regresar o desplegar ….. </w:t>
-      </w:r>
-      <w:r>
-        <w:rPr>
-          <w:rFonts w:ascii="Arial" w:hAnsi="Arial" w:cs="Arial"/>
-          <w:b/>
-          <w:bCs/>
+        <w:t xml:space="preserve"> de números enteros y ... La función deberá regresar o desplegar</w:t>
+      </w:r>
+      <w:proofErr w:type="gramStart"/>
+      <w:r>
+        <w:rPr>
+          <w:rFonts w:ascii="Arial" w:hAnsi="Arial" w:cs="Arial"/>
           <w:color w:val="000000" w:themeColor="text1"/>
           <w:sz w:val="20"/>
           <w:szCs w:val="20"/>
         </w:rPr>
+        <w:t xml:space="preserve"> ….</w:t>
+      </w:r>
+      <w:proofErr w:type="gramEnd"/>
+      <w:r>
+        <w:rPr>
+          <w:rFonts w:ascii="Arial" w:hAnsi="Arial" w:cs="Arial"/>
+          <w:color w:val="000000" w:themeColor="text1"/>
+          <w:sz w:val="20"/>
+          <w:szCs w:val="20"/>
+        </w:rPr>
+        <w:t xml:space="preserve">. </w:t>
+      </w:r>
+      <w:r>
+        <w:rPr>
+          <w:rFonts w:ascii="Arial" w:hAnsi="Arial" w:cs="Arial"/>
+          <w:color w:val="000000" w:themeColor="text1"/>
+          <w:sz w:val="20"/>
+          <w:szCs w:val="20"/>
+        </w:rPr>
+        <w:t xml:space="preserve">La función </w:t>
+      </w:r>
+      <w:proofErr w:type="spellStart"/>
+      <w:r>
+        <w:rPr>
+          <w:rFonts w:ascii="Arial" w:hAnsi="Arial" w:cs="Arial"/>
+          <w:b/>
+          <w:bCs/>
+          <w:color w:val="000000" w:themeColor="text1"/>
+          <w:sz w:val="20"/>
+          <w:szCs w:val="20"/>
+        </w:rPr>
+        <w:t>crea_lista</w:t>
+      </w:r>
+      <w:proofErr w:type="spellEnd"/>
+      <w:r>
+        <w:rPr>
+          <w:rFonts w:ascii="Arial" w:hAnsi="Arial" w:cs="Arial"/>
+          <w:color w:val="000000" w:themeColor="text1"/>
+          <w:sz w:val="20"/>
+          <w:szCs w:val="20"/>
+        </w:rPr>
+        <w:t xml:space="preserve">. </w:t>
+      </w:r>
+      <w:r>
+        <w:rPr>
+          <w:rFonts w:ascii="Arial" w:hAnsi="Arial" w:cs="Arial"/>
+          <w:sz w:val="20"/>
+          <w:szCs w:val="20"/>
+        </w:rPr>
+        <w:t xml:space="preserve">La función </w:t>
+      </w:r>
+      <w:proofErr w:type="spellStart"/>
+      <w:r>
+        <w:rPr>
+          <w:rFonts w:ascii="Arial" w:hAnsi="Arial" w:cs="Arial"/>
+          <w:b/>
+          <w:bCs/>
+          <w:sz w:val="20"/>
+          <w:szCs w:val="20"/>
+        </w:rPr>
+        <w:t>main</w:t>
+      </w:r>
+      <w:proofErr w:type="spellEnd"/>
+      <w:r>
+        <w:rPr>
+          <w:rFonts w:ascii="Arial" w:hAnsi="Arial" w:cs="Arial"/>
+          <w:sz w:val="20"/>
+          <w:szCs w:val="20"/>
+        </w:rPr>
+        <w:t>, que ejecute la</w:t>
+      </w:r>
+      <w:r>
+        <w:rPr>
+          <w:rFonts w:ascii="Arial" w:hAnsi="Arial" w:cs="Arial"/>
+          <w:sz w:val="20"/>
+          <w:szCs w:val="20"/>
+        </w:rPr>
+        <w:t xml:space="preserve">s funciones </w:t>
+      </w:r>
+      <w:proofErr w:type="spellStart"/>
+      <w:r>
+        <w:rPr>
+          <w:rFonts w:ascii="Arial" w:hAnsi="Arial" w:cs="Arial"/>
+          <w:b/>
+          <w:bCs/>
+          <w:sz w:val="20"/>
+          <w:szCs w:val="20"/>
+        </w:rPr>
+        <w:t>crea_lista</w:t>
+      </w:r>
+      <w:proofErr w:type="spellEnd"/>
+      <w:r>
+        <w:rPr>
+          <w:rFonts w:ascii="Arial" w:hAnsi="Arial" w:cs="Arial"/>
+          <w:sz w:val="20"/>
+          <w:szCs w:val="20"/>
+        </w:rPr>
+        <w:t xml:space="preserve"> y la </w:t>
+      </w:r>
+      <w:proofErr w:type="spellStart"/>
+      <w:r>
+        <w:rPr>
+          <w:rFonts w:ascii="Arial" w:hAnsi="Arial" w:cs="Arial"/>
+          <w:b/>
+          <w:bCs/>
+          <w:sz w:val="20"/>
+          <w:szCs w:val="20"/>
+        </w:rPr>
+        <w:t>función_</w:t>
+      </w:r>
+      <w:r>
+        <w:rPr>
+          <w:rFonts w:ascii="Arial" w:hAnsi="Arial" w:cs="Arial"/>
+          <w:b/>
+          <w:bCs/>
+          <w:sz w:val="20"/>
+          <w:szCs w:val="20"/>
+        </w:rPr>
+        <w:t>z</w:t>
+      </w:r>
+      <w:proofErr w:type="spellEnd"/>
+      <w:r>
+        <w:rPr>
+          <w:rFonts w:ascii="Arial" w:hAnsi="Arial" w:cs="Arial"/>
+          <w:sz w:val="20"/>
+          <w:szCs w:val="20"/>
+        </w:rPr>
+        <w:t xml:space="preserve">. </w:t>
+      </w:r>
+      <w:r>
+        <w:rPr>
+          <w:rFonts w:ascii="Arial" w:hAnsi="Arial" w:cs="Arial"/>
+          <w:b/>
+          <w:bCs/>
+          <w:color w:val="000000" w:themeColor="text1"/>
+          <w:sz w:val="20"/>
+          <w:szCs w:val="20"/>
+        </w:rPr>
         <w:t>(</w:t>
       </w:r>
       <w:r>
@@ -744,7 +1111,7 @@
           <w:sz w:val="20"/>
           <w:szCs w:val="20"/>
         </w:rPr>
-        <w:t>14</w:t>
+        <w:t>20</w:t>
       </w:r>
       <w:r>
         <w:rPr>
@@ -760,64 +1127,11 @@
     </w:p>
     <w:p>
       <w:pPr>
-        <w:pStyle w:val="Prrafodelista"/>
-        <w:numPr>
-          <w:ilvl w:val="0"/>
-          <w:numId w:val="16"/>
-        </w:numPr>
         <w:jc w:val="both"/>
         <w:rPr>
           <w:rFonts w:ascii="Arial" w:hAnsi="Arial" w:cs="Arial"/>
-          <w:color w:val="000000" w:themeColor="text1"/>
-          <w:sz w:val="20"/>
-          <w:szCs w:val="20"/>
-        </w:rPr>
-      </w:pPr>
-      <w:r>
-        <w:rPr>
-          <w:rFonts w:ascii="Arial" w:hAnsi="Arial" w:cs="Arial"/>
-          <w:color w:val="000000" w:themeColor="text1"/>
-          <w:sz w:val="20"/>
-          <w:szCs w:val="20"/>
-        </w:rPr>
-        <w:t xml:space="preserve">La función </w:t>
-      </w:r>
-      <w:r>
-        <w:rPr>
-          <w:rFonts w:ascii="Arial" w:hAnsi="Arial" w:cs="Arial"/>
-          <w:color w:val="000000" w:themeColor="text1"/>
-          <w:sz w:val="20"/>
-          <w:szCs w:val="20"/>
-        </w:rPr>
-        <w:t>z</w:t>
-      </w:r>
-      <w:r>
-        <w:rPr>
-          <w:rFonts w:ascii="Arial" w:hAnsi="Arial" w:cs="Arial"/>
-          <w:color w:val="000000" w:themeColor="text1"/>
-          <w:sz w:val="20"/>
-          <w:szCs w:val="20"/>
-        </w:rPr>
-        <w:t xml:space="preserve"> que reciba un </w:t>
-      </w:r>
-      <w:r>
-        <w:rPr>
-          <w:rFonts w:ascii="Arial" w:hAnsi="Arial" w:cs="Arial"/>
-          <w:color w:val="FF0000"/>
-          <w:sz w:val="20"/>
-          <w:szCs w:val="20"/>
-        </w:rPr>
-        <w:t>tablero</w:t>
-      </w:r>
-      <w:r>
-        <w:rPr>
-          <w:rFonts w:ascii="Arial" w:hAnsi="Arial" w:cs="Arial"/>
-          <w:color w:val="FF0000"/>
-          <w:sz w:val="20"/>
-          <w:szCs w:val="20"/>
-        </w:rPr>
-        <w:t xml:space="preserve"> y realice una gráfica.</w:t>
-      </w:r>
+        </w:rPr>
+      </w:pPr>
     </w:p>
     <w:p>
       <w:pPr>
@@ -826,6 +1140,12 @@
           <w:rFonts w:ascii="Arial" w:hAnsi="Arial" w:cs="Arial"/>
         </w:rPr>
       </w:pPr>
+      <w:r>
+        <w:rPr>
+          <w:rFonts w:ascii="Arial" w:hAnsi="Arial" w:cs="Arial"/>
+        </w:rPr>
+        <w:t>Cada problema puede tener la siguiente estructura:</w:t>
+      </w:r>
     </w:p>
     <w:p>
       <w:pPr>
@@ -834,20 +1154,73 @@
           <w:rFonts w:ascii="Arial" w:hAnsi="Arial" w:cs="Arial"/>
         </w:rPr>
       </w:pPr>
-      <w:r>
-        <w:rPr>
-          <w:rFonts w:ascii="Arial" w:hAnsi="Arial" w:cs="Arial"/>
-        </w:rPr>
-        <w:t>Cada problema puede tener la siguiente estructura:</w:t>
-      </w:r>
     </w:p>
     <w:p>
       <w:pPr>
         <w:jc w:val="both"/>
         <w:rPr>
           <w:rFonts w:ascii="Arial" w:hAnsi="Arial" w:cs="Arial"/>
-        </w:rPr>
-      </w:pPr>
+          <w:b/>
+          <w:bCs/>
+          <w:lang w:val="en-US"/>
+        </w:rPr>
+      </w:pPr>
+      <w:r>
+        <w:rPr>
+          <w:rFonts w:ascii="Arial" w:hAnsi="Arial" w:cs="Arial"/>
+          <w:b/>
+          <w:bCs/>
+          <w:lang w:val="en-US"/>
+        </w:rPr>
+        <w:t>d</w:t>
+      </w:r>
+      <w:r>
+        <w:rPr>
+          <w:rFonts w:ascii="Arial" w:hAnsi="Arial" w:cs="Arial"/>
+          <w:b/>
+          <w:bCs/>
+          <w:lang w:val="en-US"/>
+        </w:rPr>
+        <w:t xml:space="preserve">ef </w:t>
+      </w:r>
+      <w:proofErr w:type="spellStart"/>
+      <w:r>
+        <w:rPr>
+          <w:rFonts w:ascii="Arial" w:hAnsi="Arial" w:cs="Arial"/>
+          <w:b/>
+          <w:bCs/>
+          <w:lang w:val="en-US"/>
+        </w:rPr>
+        <w:t>problemawhile</w:t>
+      </w:r>
+      <w:proofErr w:type="spellEnd"/>
+      <w:r>
+        <w:rPr>
+          <w:rFonts w:ascii="Arial" w:hAnsi="Arial" w:cs="Arial"/>
+          <w:b/>
+          <w:bCs/>
+          <w:lang w:val="en-US"/>
+        </w:rPr>
+        <w:t>(</w:t>
+      </w:r>
+      <w:r>
+        <w:rPr>
+          <w:rFonts w:ascii="Arial" w:hAnsi="Arial" w:cs="Arial"/>
+          <w:b/>
+          <w:bCs/>
+          <w:lang w:val="en-US"/>
+        </w:rPr>
+        <w:t>x, y</w:t>
+      </w:r>
+      <w:r>
+        <w:rPr>
+          <w:rFonts w:ascii="Arial" w:hAnsi="Arial" w:cs="Arial"/>
+          <w:b/>
+          <w:bCs/>
+          <w:lang w:val="en-US"/>
+        </w:rPr>
+        <w:t>):</w:t>
+      </w:r>
     </w:p>
     <w:p>
       <w:pPr>
@@ -859,62 +1232,6 @@
           <w:lang w:val="en-US"/>
         </w:rPr>
       </w:pPr>
-      <w:r>
-        <w:rPr>
-          <w:rFonts w:ascii="Arial" w:hAnsi="Arial" w:cs="Arial"/>
-          <w:b/>
-          <w:bCs/>
-          <w:lang w:val="en-US"/>
-        </w:rPr>
-        <w:t>d</w:t>
-      </w:r>
-      <w:r>
-        <w:rPr>
-          <w:rFonts w:ascii="Arial" w:hAnsi="Arial" w:cs="Arial"/>
-          <w:b/>
-          <w:bCs/>
-          <w:lang w:val="en-US"/>
-        </w:rPr>
-        <w:t xml:space="preserve">ef </w:t>
-      </w:r>
-      <w:proofErr w:type="spellStart"/>
-      <w:r>
-        <w:rPr>
-          <w:rFonts w:ascii="Arial" w:hAnsi="Arial" w:cs="Arial"/>
-          <w:b/>
-          <w:bCs/>
-          <w:lang w:val="en-US"/>
-        </w:rPr>
-        <w:t>problemawhile</w:t>
-      </w:r>
-      <w:proofErr w:type="spellEnd"/>
-      <w:r>
-        <w:rPr>
-          <w:rFonts w:ascii="Arial" w:hAnsi="Arial" w:cs="Arial"/>
-          <w:b/>
-          <w:bCs/>
-          <w:lang w:val="en-US"/>
-        </w:rPr>
-        <w:t>(</w:t>
-      </w:r>
-      <w:r>
-        <w:rPr>
-          <w:rFonts w:ascii="Arial" w:hAnsi="Arial" w:cs="Arial"/>
-          <w:b/>
-          <w:bCs/>
-          <w:lang w:val="en-US"/>
-        </w:rPr>
-        <w:t>x, y</w:t>
-      </w:r>
-      <w:r>
-        <w:rPr>
-          <w:rFonts w:ascii="Arial" w:hAnsi="Arial" w:cs="Arial"/>
-          <w:b/>
-          <w:bCs/>
-          <w:lang w:val="en-US"/>
-        </w:rPr>
-        <w:t>):</w:t>
-      </w:r>
     </w:p>
     <w:p>
       <w:pPr>
@@ -926,6 +1243,24 @@
           <w:lang w:val="en-US"/>
         </w:rPr>
       </w:pPr>
+      <w:r>
+        <w:rPr>
+          <w:rFonts w:ascii="Arial" w:hAnsi="Arial" w:cs="Arial"/>
+          <w:b/>
+          <w:bCs/>
+          <w:lang w:val="en-US"/>
+        </w:rPr>
+        <w:t>d</w:t>
+      </w:r>
+      <w:r>
+        <w:rPr>
+          <w:rFonts w:ascii="Arial" w:hAnsi="Arial" w:cs="Arial"/>
+          <w:b/>
+          <w:bCs/>
+          <w:lang w:val="en-US"/>
+        </w:rPr>
+        <w:t>ef main():</w:t>
+      </w:r>
     </w:p>
     <w:p>
       <w:pPr>
@@ -934,44 +1269,15 @@
           <w:rFonts w:ascii="Arial" w:hAnsi="Arial" w:cs="Arial"/>
           <w:b/>
           <w:bCs/>
+        </w:rPr>
+      </w:pPr>
+      <w:r>
+        <w:rPr>
+          <w:rFonts w:ascii="Arial" w:hAnsi="Arial" w:cs="Arial"/>
+          <w:b/>
+          <w:bCs/>
           <w:lang w:val="en-US"/>
         </w:rPr>
-      </w:pPr>
-      <w:r>
-        <w:rPr>
-          <w:rFonts w:ascii="Arial" w:hAnsi="Arial" w:cs="Arial"/>
-          <w:b/>
-          <w:bCs/>
-          <w:lang w:val="en-US"/>
-        </w:rPr>
-        <w:t>d</w:t>
-      </w:r>
-      <w:r>
-        <w:rPr>
-          <w:rFonts w:ascii="Arial" w:hAnsi="Arial" w:cs="Arial"/>
-          <w:b/>
-          <w:bCs/>
-          <w:lang w:val="en-US"/>
-        </w:rPr>
-        <w:t>ef main():</w:t>
-      </w:r>
-    </w:p>
-    <w:p>
-      <w:pPr>
-        <w:jc w:val="both"/>
-        <w:rPr>
-          <w:rFonts w:ascii="Arial" w:hAnsi="Arial" w:cs="Arial"/>
-          <w:b/>
-          <w:bCs/>
-        </w:rPr>
-      </w:pPr>
-      <w:r>
-        <w:rPr>
-          <w:rFonts w:ascii="Arial" w:hAnsi="Arial" w:cs="Arial"/>
-          <w:b/>
-          <w:bCs/>
-          <w:lang w:val="en-US"/>
-        </w:rPr>
         <w:t xml:space="preserve">     </w:t>
       </w:r>
       <w:r>
@@ -980,7 +1286,25 @@
           <w:b/>
           <w:bCs/>
         </w:rPr>
-        <w:t xml:space="preserve">Pedir x  y </w:t>
+        <w:t xml:space="preserve">Pedir </w:t>
+      </w:r>
+      <w:proofErr w:type="gramStart"/>
+      <w:r>
+        <w:rPr>
+          <w:rFonts w:ascii="Arial" w:hAnsi="Arial" w:cs="Arial"/>
+          <w:b/>
+          <w:bCs/>
+        </w:rPr>
+        <w:t>x  y</w:t>
+      </w:r>
+      <w:proofErr w:type="gramEnd"/>
+      <w:r>
+        <w:rPr>
+          <w:rFonts w:ascii="Arial" w:hAnsi="Arial" w:cs="Arial"/>
+          <w:b/>
+          <w:bCs/>
+        </w:rPr>
+        <w:t xml:space="preserve"> </w:t>
       </w:r>
       <w:proofErr w:type="spellStart"/>
       <w:r>
@@ -1593,8 +1917,39 @@
                 <w:szCs w:val="16"/>
                 <w:lang w:val="es-MX" w:eastAsia="es-MX"/>
               </w:rPr>
-              <w:t>El planteamiento propuesto es correcto pero presenta errores mínimos de lógica y  sintaxis</w:t>
+              <w:t xml:space="preserve">El planteamiento propuesto es </w:t>
             </w:r>
+            <w:proofErr w:type="gramStart"/>
+            <w:r>
+              <w:rPr>
+                <w:rFonts w:ascii="Arial" w:hAnsi="Arial" w:cs="Arial"/>
+                <w:sz w:val="16"/>
+                <w:szCs w:val="16"/>
+                <w:lang w:val="es-MX" w:eastAsia="es-MX"/>
+              </w:rPr>
+              <w:t>correcto</w:t>
+            </w:r>
+            <w:proofErr w:type="gramEnd"/>
+            <w:r>
+              <w:rPr>
+                <w:rFonts w:ascii="Arial" w:hAnsi="Arial" w:cs="Arial"/>
+                <w:sz w:val="16"/>
+                <w:szCs w:val="16"/>
+                <w:lang w:val="es-MX" w:eastAsia="es-MX"/>
+              </w:rPr>
+              <w:t xml:space="preserve"> pero presenta errores mínimos de lógica </w:t>
+            </w:r>
+            <w:proofErr w:type="gramStart"/>
+            <w:r>
+              <w:rPr>
+                <w:rFonts w:ascii="Arial" w:hAnsi="Arial" w:cs="Arial"/>
+                <w:sz w:val="16"/>
+                <w:szCs w:val="16"/>
+                <w:lang w:val="es-MX" w:eastAsia="es-MX"/>
+              </w:rPr>
+              <w:t>y  sintaxis</w:t>
+            </w:r>
+            <w:proofErr w:type="gramEnd"/>
           </w:p>
         </w:tc>
         <w:tc>
@@ -1660,7 +2015,27 @@
                 <w:szCs w:val="16"/>
                 <w:lang w:val="es-MX" w:eastAsia="es-MX"/>
               </w:rPr>
-              <w:t>Se define un planteamiento poco relacionado con la solución pedida o se tiene un planteamiento relacionado con el problema pero existen más de dos errores de sintaxis.</w:t>
+              <w:t xml:space="preserve">Se define un planteamiento poco relacionado con la solución pedida o se tiene un planteamiento relacionado con el </w:t>
+            </w:r>
+            <w:proofErr w:type="gramStart"/>
+            <w:r>
+              <w:rPr>
+                <w:rFonts w:ascii="Arial" w:hAnsi="Arial" w:cs="Arial"/>
+                <w:sz w:val="16"/>
+                <w:szCs w:val="16"/>
+                <w:lang w:val="es-MX" w:eastAsia="es-MX"/>
+              </w:rPr>
+              <w:t>problema</w:t>
+            </w:r>
+            <w:proofErr w:type="gramEnd"/>
+            <w:r>
+              <w:rPr>
+                <w:rFonts w:ascii="Arial" w:hAnsi="Arial" w:cs="Arial"/>
+                <w:sz w:val="16"/>
+                <w:szCs w:val="16"/>
+                <w:lang w:val="es-MX" w:eastAsia="es-MX"/>
+              </w:rPr>
+              <w:t xml:space="preserve"> pero existen más de dos errores de sintaxis.</w:t>
             </w:r>
           </w:p>
         </w:tc>
@@ -2832,14 +3207,7 @@
                 <w:rFonts w:ascii="Arial" w:hAnsi="Arial" w:cs="Arial"/>
                 <w:lang w:eastAsia="es-MX"/>
               </w:rPr>
-              <w:t>1</w:t>
-            </w:r>
-            <w:r>
-              <w:rPr>
-                <w:rFonts w:ascii="Arial" w:hAnsi="Arial" w:cs="Arial"/>
-                <w:lang w:eastAsia="es-MX"/>
-              </w:rPr>
-              <w:t>4</w:t>
+              <w:t>15</w:t>
             </w:r>
           </w:p>
         </w:tc>
@@ -3068,14 +3436,7 @@
                 <w:rFonts w:ascii="Arial" w:hAnsi="Arial" w:cs="Arial"/>
                 <w:lang w:eastAsia="es-MX"/>
               </w:rPr>
-              <w:t>1</w:t>
-            </w:r>
-            <w:r>
-              <w:rPr>
-                <w:rFonts w:ascii="Arial" w:hAnsi="Arial" w:cs="Arial"/>
-                <w:lang w:eastAsia="es-MX"/>
-              </w:rPr>
-              <w:t>4</w:t>
+              <w:t>15</w:t>
             </w:r>
           </w:p>
         </w:tc>
@@ -3275,351 +3636,8 @@
                 <w:rFonts w:ascii="Arial" w:hAnsi="Arial" w:cs="Arial"/>
                 <w:lang w:eastAsia="es-MX"/>
               </w:rPr>
-              <w:t>1</w:t>
+              <w:t>20</w:t>
             </w:r>
-            <w:r>
-              <w:rPr>
-                <w:rFonts w:ascii="Arial" w:hAnsi="Arial" w:cs="Arial"/>
-                <w:lang w:eastAsia="es-MX"/>
-              </w:rPr>
-              <w:t>4</w:t>
-            </w:r>
-          </w:p>
-        </w:tc>
-        <w:tc>
-          <w:tcPr>
-            <w:tcW w:w="2835" w:type="dxa"/>
-            <w:gridSpan w:val="2"/>
-            <w:tcBorders>
-              <w:top w:val="nil"/>
-              <w:left w:val="nil"/>
-              <w:bottom w:val="single" w:sz="4" w:space="0" w:color="000000"/>
-              <w:right w:val="single" w:sz="4" w:space="0" w:color="000000"/>
-            </w:tcBorders>
-            <w:vAlign w:val="center"/>
-          </w:tcPr>
-          <w:p>
-            <w:pPr>
-              <w:jc w:val="center"/>
-              <w:rPr>
-                <w:rFonts w:ascii="Arial" w:hAnsi="Arial" w:cs="Arial"/>
-                <w:sz w:val="16"/>
-                <w:szCs w:val="16"/>
-                <w:lang w:eastAsia="es-MX"/>
-              </w:rPr>
-            </w:pPr>
-          </w:p>
-        </w:tc>
-        <w:tc>
-          <w:tcPr>
-            <w:tcW w:w="160" w:type="dxa"/>
-            <w:tcBorders>
-              <w:top w:val="nil"/>
-              <w:left w:val="nil"/>
-              <w:bottom w:val="nil"/>
-              <w:right w:val="nil"/>
-            </w:tcBorders>
-            <w:noWrap/>
-            <w:vAlign w:val="center"/>
-          </w:tcPr>
-          <w:p>
-            <w:pPr>
-              <w:rPr>
-                <w:rFonts w:ascii="Arial" w:hAnsi="Arial" w:cs="Arial"/>
-                <w:sz w:val="16"/>
-                <w:szCs w:val="16"/>
-                <w:lang w:eastAsia="es-MX"/>
-              </w:rPr>
-            </w:pPr>
-          </w:p>
-        </w:tc>
-        <w:tc>
-          <w:tcPr>
-            <w:tcW w:w="1418" w:type="dxa"/>
-            <w:gridSpan w:val="2"/>
-            <w:tcBorders>
-              <w:top w:val="nil"/>
-              <w:left w:val="nil"/>
-              <w:bottom w:val="nil"/>
-              <w:right w:val="nil"/>
-            </w:tcBorders>
-            <w:noWrap/>
-            <w:vAlign w:val="center"/>
-          </w:tcPr>
-          <w:p>
-            <w:pPr>
-              <w:rPr>
-                <w:rFonts w:ascii="Arial" w:hAnsi="Arial" w:cs="Arial"/>
-                <w:sz w:val="16"/>
-                <w:szCs w:val="16"/>
-                <w:lang w:eastAsia="es-MX"/>
-              </w:rPr>
-            </w:pPr>
-          </w:p>
-        </w:tc>
-        <w:tc>
-          <w:tcPr>
-            <w:tcW w:w="1134" w:type="dxa"/>
-            <w:tcBorders>
-              <w:top w:val="nil"/>
-              <w:left w:val="nil"/>
-              <w:bottom w:val="nil"/>
-              <w:right w:val="nil"/>
-            </w:tcBorders>
-            <w:noWrap/>
-            <w:vAlign w:val="center"/>
-          </w:tcPr>
-          <w:p>
-            <w:pPr>
-              <w:rPr>
-                <w:rFonts w:ascii="Arial" w:hAnsi="Arial" w:cs="Arial"/>
-                <w:sz w:val="16"/>
-                <w:szCs w:val="16"/>
-                <w:lang w:eastAsia="es-MX"/>
-              </w:rPr>
-            </w:pPr>
-          </w:p>
-        </w:tc>
-      </w:tr>
-      <w:tr>
-        <w:trPr>
-          <w:trHeight w:val="401"/>
-        </w:trPr>
-        <w:tc>
-          <w:tcPr>
-            <w:tcW w:w="2693" w:type="dxa"/>
-            <w:gridSpan w:val="3"/>
-            <w:tcBorders>
-              <w:top w:val="nil"/>
-              <w:left w:val="single" w:sz="4" w:space="0" w:color="auto"/>
-              <w:bottom w:val="single" w:sz="4" w:space="0" w:color="auto"/>
-              <w:right w:val="single" w:sz="4" w:space="0" w:color="auto"/>
-            </w:tcBorders>
-            <w:noWrap/>
-            <w:vAlign w:val="center"/>
-          </w:tcPr>
-          <w:p>
-            <w:pPr>
-              <w:rPr>
-                <w:rFonts w:ascii="Arial" w:hAnsi="Arial" w:cs="Arial"/>
-                <w:b/>
-                <w:lang w:eastAsia="es-MX"/>
-              </w:rPr>
-            </w:pPr>
-          </w:p>
-        </w:tc>
-        <w:tc>
-          <w:tcPr>
-            <w:tcW w:w="1701" w:type="dxa"/>
-            <w:gridSpan w:val="2"/>
-            <w:tcBorders>
-              <w:top w:val="nil"/>
-              <w:left w:val="single" w:sz="4" w:space="0" w:color="000000"/>
-              <w:bottom w:val="single" w:sz="4" w:space="0" w:color="000000"/>
-              <w:right w:val="single" w:sz="4" w:space="0" w:color="000000"/>
-            </w:tcBorders>
-            <w:vAlign w:val="center"/>
-          </w:tcPr>
-          <w:p>
-            <w:pPr>
-              <w:jc w:val="center"/>
-              <w:rPr>
-                <w:rFonts w:ascii="Arial" w:hAnsi="Arial" w:cs="Arial"/>
-                <w:sz w:val="16"/>
-                <w:szCs w:val="16"/>
-                <w:lang w:eastAsia="es-MX"/>
-              </w:rPr>
-            </w:pPr>
-          </w:p>
-        </w:tc>
-        <w:tc>
-          <w:tcPr>
-            <w:tcW w:w="2268" w:type="dxa"/>
-            <w:gridSpan w:val="3"/>
-            <w:tcBorders>
-              <w:top w:val="nil"/>
-              <w:left w:val="nil"/>
-              <w:bottom w:val="single" w:sz="4" w:space="0" w:color="000000"/>
-              <w:right w:val="single" w:sz="4" w:space="0" w:color="000000"/>
-            </w:tcBorders>
-            <w:vAlign w:val="center"/>
-          </w:tcPr>
-          <w:p>
-            <w:pPr>
-              <w:jc w:val="center"/>
-              <w:rPr>
-                <w:rFonts w:ascii="Arial" w:hAnsi="Arial" w:cs="Arial"/>
-                <w:lang w:eastAsia="es-MX"/>
-              </w:rPr>
-            </w:pPr>
-          </w:p>
-        </w:tc>
-        <w:tc>
-          <w:tcPr>
-            <w:tcW w:w="2835" w:type="dxa"/>
-            <w:gridSpan w:val="2"/>
-            <w:tcBorders>
-              <w:top w:val="nil"/>
-              <w:left w:val="nil"/>
-              <w:bottom w:val="single" w:sz="4" w:space="0" w:color="000000"/>
-              <w:right w:val="single" w:sz="4" w:space="0" w:color="000000"/>
-            </w:tcBorders>
-            <w:vAlign w:val="center"/>
-          </w:tcPr>
-          <w:p>
-            <w:pPr>
-              <w:jc w:val="center"/>
-              <w:rPr>
-                <w:rFonts w:ascii="Arial" w:hAnsi="Arial" w:cs="Arial"/>
-                <w:sz w:val="16"/>
-                <w:szCs w:val="16"/>
-                <w:lang w:eastAsia="es-MX"/>
-              </w:rPr>
-            </w:pPr>
-          </w:p>
-        </w:tc>
-        <w:tc>
-          <w:tcPr>
-            <w:tcW w:w="160" w:type="dxa"/>
-            <w:tcBorders>
-              <w:top w:val="nil"/>
-              <w:left w:val="nil"/>
-              <w:bottom w:val="nil"/>
-              <w:right w:val="nil"/>
-            </w:tcBorders>
-            <w:noWrap/>
-            <w:vAlign w:val="center"/>
-          </w:tcPr>
-          <w:p>
-            <w:pPr>
-              <w:rPr>
-                <w:rFonts w:ascii="Arial" w:hAnsi="Arial" w:cs="Arial"/>
-                <w:sz w:val="16"/>
-                <w:szCs w:val="16"/>
-                <w:lang w:eastAsia="es-MX"/>
-              </w:rPr>
-            </w:pPr>
-          </w:p>
-        </w:tc>
-        <w:tc>
-          <w:tcPr>
-            <w:tcW w:w="1418" w:type="dxa"/>
-            <w:gridSpan w:val="2"/>
-            <w:tcBorders>
-              <w:top w:val="nil"/>
-              <w:left w:val="nil"/>
-              <w:bottom w:val="nil"/>
-              <w:right w:val="nil"/>
-            </w:tcBorders>
-            <w:noWrap/>
-            <w:vAlign w:val="center"/>
-          </w:tcPr>
-          <w:p>
-            <w:pPr>
-              <w:rPr>
-                <w:rFonts w:ascii="Arial" w:hAnsi="Arial" w:cs="Arial"/>
-                <w:sz w:val="16"/>
-                <w:szCs w:val="16"/>
-                <w:lang w:eastAsia="es-MX"/>
-              </w:rPr>
-            </w:pPr>
-          </w:p>
-        </w:tc>
-        <w:tc>
-          <w:tcPr>
-            <w:tcW w:w="1134" w:type="dxa"/>
-            <w:tcBorders>
-              <w:top w:val="nil"/>
-              <w:left w:val="nil"/>
-              <w:bottom w:val="nil"/>
-              <w:right w:val="nil"/>
-            </w:tcBorders>
-            <w:noWrap/>
-            <w:vAlign w:val="center"/>
-          </w:tcPr>
-          <w:p>
-            <w:pPr>
-              <w:rPr>
-                <w:rFonts w:ascii="Arial" w:hAnsi="Arial" w:cs="Arial"/>
-                <w:sz w:val="16"/>
-                <w:szCs w:val="16"/>
-                <w:lang w:eastAsia="es-MX"/>
-              </w:rPr>
-            </w:pPr>
-          </w:p>
-        </w:tc>
-      </w:tr>
-      <w:tr>
-        <w:trPr>
-          <w:trHeight w:val="421"/>
-        </w:trPr>
-        <w:tc>
-          <w:tcPr>
-            <w:tcW w:w="2693" w:type="dxa"/>
-            <w:gridSpan w:val="3"/>
-            <w:tcBorders>
-              <w:top w:val="nil"/>
-              <w:left w:val="single" w:sz="4" w:space="0" w:color="auto"/>
-              <w:bottom w:val="single" w:sz="4" w:space="0" w:color="auto"/>
-              <w:right w:val="single" w:sz="4" w:space="0" w:color="auto"/>
-            </w:tcBorders>
-            <w:noWrap/>
-            <w:vAlign w:val="center"/>
-          </w:tcPr>
-          <w:p>
-            <w:pPr>
-              <w:rPr>
-                <w:rFonts w:ascii="Arial" w:hAnsi="Arial" w:cs="Arial"/>
-                <w:b/>
-                <w:lang w:eastAsia="es-MX"/>
-              </w:rPr>
-            </w:pPr>
-          </w:p>
-        </w:tc>
-        <w:tc>
-          <w:tcPr>
-            <w:tcW w:w="1701" w:type="dxa"/>
-            <w:gridSpan w:val="2"/>
-            <w:tcBorders>
-              <w:top w:val="nil"/>
-              <w:left w:val="single" w:sz="4" w:space="0" w:color="000000"/>
-              <w:bottom w:val="single" w:sz="4" w:space="0" w:color="000000"/>
-              <w:right w:val="single" w:sz="4" w:space="0" w:color="000000"/>
-            </w:tcBorders>
-            <w:vAlign w:val="center"/>
-          </w:tcPr>
-          <w:p>
-            <w:pPr>
-              <w:jc w:val="center"/>
-              <w:rPr>
-                <w:rFonts w:ascii="Arial" w:hAnsi="Arial" w:cs="Arial"/>
-                <w:sz w:val="16"/>
-                <w:szCs w:val="16"/>
-                <w:lang w:eastAsia="es-MX"/>
-              </w:rPr>
-            </w:pPr>
-          </w:p>
-        </w:tc>
-        <w:tc>
-          <w:tcPr>
-            <w:tcW w:w="2268" w:type="dxa"/>
-            <w:gridSpan w:val="3"/>
-            <w:tcBorders>
-              <w:top w:val="nil"/>
-              <w:left w:val="nil"/>
-              <w:bottom w:val="single" w:sz="4" w:space="0" w:color="000000"/>
-              <w:right w:val="single" w:sz="4" w:space="0" w:color="000000"/>
-            </w:tcBorders>
-            <w:vAlign w:val="center"/>
-          </w:tcPr>
-          <w:p>
-            <w:pPr>
-              <w:jc w:val="center"/>
-              <w:rPr>
-                <w:rFonts w:ascii="Arial" w:hAnsi="Arial" w:cs="Arial"/>
-                <w:lang w:eastAsia="es-MX"/>
-              </w:rPr>
-            </w:pPr>
           </w:p>
         </w:tc>
         <w:tc>
